--- a/pr-preview/pr-21/Your-Book-Title.docx
+++ b/pr-preview/pr-21/Your-Book-Title.docx
@@ -2265,7 +2265,7 @@
         <w:t xml:space="preserve"> </w:t>
       </w:r>
       <w:r>
-        <w:t xml:space="preserve">404c89c</w:t>
+        <w:t xml:space="preserve">c9c4909</w:t>
       </w:r>
     </w:p>
     <w:p>
@@ -2287,7 +2287,7 @@
         <w:t xml:space="preserve"> </w:t>
       </w:r>
       <w:r>
-        <w:t xml:space="preserve">404c89c39a329838f12e6c782b2b5382fbefb60d</w:t>
+        <w:t xml:space="preserve">c9c4909f26b186328592d3f5417188277ca6f256</w:t>
       </w:r>
     </w:p>
     <w:p>
@@ -2309,7 +2309,7 @@
         <w:t xml:space="preserve"> </w:t>
       </w:r>
       <w:r>
-        <w:t xml:space="preserve">2026-05-18 18:22:33 -0700</w:t>
+        <w:t xml:space="preserve">2026-05-19 01:27:11 +0000</w:t>
       </w:r>
     </w:p>
     <w:p>

--- a/pr-preview/pr-21/Your-Book-Title.docx
+++ b/pr-preview/pr-21/Your-Book-Title.docx
@@ -23,7 +23,7 @@
         <w:pStyle w:val="Date"/>
       </w:pPr>
       <w:r>
-        <w:t xml:space="preserve">Last updated: 2026-05-19</w:t>
+        <w:t xml:space="preserve">Last updated: 2026-07-21</w:t>
       </w:r>
     </w:p>
     <w:bookmarkStart w:id="15" w:name="welcome"/>
@@ -2265,7 +2265,7 @@
         <w:t xml:space="preserve"> </w:t>
       </w:r>
       <w:r>
-        <w:t xml:space="preserve">c9c4909</w:t>
+        <w:t xml:space="preserve">a9488bf</w:t>
       </w:r>
     </w:p>
     <w:p>
@@ -2287,7 +2287,7 @@
         <w:t xml:space="preserve"> </w:t>
       </w:r>
       <w:r>
-        <w:t xml:space="preserve">c9c4909f26b186328592d3f5417188277ca6f256</w:t>
+        <w:t xml:space="preserve">a9488bf0a6c30f25988bb8ff6e2192e1e4fd4765</w:t>
       </w:r>
     </w:p>
     <w:p>
@@ -2309,7 +2309,7 @@
         <w:t xml:space="preserve"> </w:t>
       </w:r>
       <w:r>
-        <w:t xml:space="preserve">2026-05-19 01:27:11 +0000</w:t>
+        <w:t xml:space="preserve">2026-07-21 11:21:10 -0700</w:t>
       </w:r>
     </w:p>
     <w:p>

--- a/pr-preview/pr-21/Your-Book-Title.docx
+++ b/pr-preview/pr-21/Your-Book-Title.docx
@@ -23,7 +23,7 @@
         <w:pStyle w:val="Date"/>
       </w:pPr>
       <w:r>
-        <w:t xml:space="preserve">Last updated: 2026-07-21</w:t>
+        <w:t xml:space="preserve">Last updated: 2026-07-29</w:t>
       </w:r>
     </w:p>
     <w:bookmarkStart w:id="15" w:name="welcome"/>
@@ -2265,7 +2265,7 @@
         <w:t xml:space="preserve"> </w:t>
       </w:r>
       <w:r>
-        <w:t xml:space="preserve">a9488bf</w:t>
+        <w:t xml:space="preserve">11c1735</w:t>
       </w:r>
     </w:p>
     <w:p>
@@ -2287,7 +2287,7 @@
         <w:t xml:space="preserve"> </w:t>
       </w:r>
       <w:r>
-        <w:t xml:space="preserve">a9488bf0a6c30f25988bb8ff6e2192e1e4fd4765</w:t>
+        <w:t xml:space="preserve">11c173536bb12aa85fb59ee9a359cfe3960fe647</w:t>
       </w:r>
     </w:p>
     <w:p>
@@ -2309,7 +2309,7 @@
         <w:t xml:space="preserve"> </w:t>
       </w:r>
       <w:r>
-        <w:t xml:space="preserve">2026-07-21 11:21:10 -0700</w:t>
+        <w:t xml:space="preserve">2026-07-29 13:09:05 -0700</w:t>
       </w:r>
     </w:p>
     <w:p>
